--- a/CA2_Report.docx
+++ b/CA2_Report.docx
@@ -2820,12 +2820,12 @@
           <wp:inline distB="114300" distT="114300" distL="114300" distR="114300">
             <wp:extent cx="5760000" cy="5184000"/>
             <wp:effectExtent b="0" l="0" r="0" t="0"/>
-            <wp:docPr id="2" name="image3.png"/>
+            <wp:docPr id="2" name="image2.png"/>
             <a:graphic>
               <a:graphicData uri="http://schemas.openxmlformats.org/drawingml/2006/picture">
                 <pic:pic>
                   <pic:nvPicPr>
-                    <pic:cNvPr id="0" name="image3.png"/>
+                    <pic:cNvPr id="0" name="image2.png"/>
                     <pic:cNvPicPr preferRelativeResize="0"/>
                   </pic:nvPicPr>
                   <pic:blipFill>
@@ -2960,19 +2960,19 @@
         <w:rPr/>
         <w:drawing>
           <wp:inline distB="114300" distT="114300" distL="114300" distR="114300">
-            <wp:extent cx="5760000" cy="2937600"/>
+            <wp:extent cx="5760000" cy="3052800"/>
             <wp:effectExtent b="0" l="0" r="0" t="0"/>
-            <wp:docPr id="1" name="image2.png"/>
+            <wp:docPr id="1" name="image3.png"/>
             <a:graphic>
               <a:graphicData uri="http://schemas.openxmlformats.org/drawingml/2006/picture">
                 <pic:pic>
                   <pic:nvPicPr>
-                    <pic:cNvPr id="0" name="image2.png"/>
+                    <pic:cNvPr id="0" name="image3.png"/>
                     <pic:cNvPicPr preferRelativeResize="0"/>
                   </pic:nvPicPr>
                   <pic:blipFill>
                     <a:blip r:embed="rId8"/>
-                    <a:srcRect b="0" l="0" r="6977" t="0"/>
+                    <a:srcRect b="0" l="1827" r="8472" t="0"/>
                     <a:stretch>
                       <a:fillRect/>
                     </a:stretch>
@@ -2980,7 +2980,7 @@
                   <pic:spPr>
                     <a:xfrm>
                       <a:off x="0" y="0"/>
-                      <a:ext cx="5760000" cy="2937600"/>
+                      <a:ext cx="5760000" cy="3052800"/>
                     </a:xfrm>
                     <a:prstGeom prst="rect"/>
                     <a:ln/>
